--- a/respuestaDeRicardo.docx
+++ b/respuestaDeRicardo.docx
@@ -72,7 +72,7 @@
           <w:szCs w:val="32"/>
           <w:lang w:val="es-CR"/>
         </w:rPr>
-        <w:t>L</w:t>
+        <w:t xml:space="preserve">Los costos de software en productos genéricos para mercados amplios son altos porque estos productos deben funcionar bien en una variedad de entornos, sistemas y condiciones que </w:t>
       </w:r>
       <w:r>
         <w:rPr>
@@ -82,7 +82,7 @@
           <w:szCs w:val="32"/>
           <w:lang w:val="es-CR"/>
         </w:rPr>
-        <w:t xml:space="preserve">os costos de software en productos genéricos para mercados amplios son altos porque estos productos deben funcionar bien en una variedad de entornos, sistemas y condiciones que </w:t>
+        <w:t>generalmente</w:t>
       </w:r>
       <w:r>
         <w:rPr>
@@ -92,7 +92,7 @@
           <w:szCs w:val="32"/>
           <w:lang w:val="es-CR"/>
         </w:rPr>
-        <w:t>generalmente</w:t>
+        <w:t xml:space="preserve"> son </w:t>
       </w:r>
       <w:r>
         <w:rPr>
@@ -102,7 +102,7 @@
           <w:szCs w:val="32"/>
           <w:lang w:val="es-CR"/>
         </w:rPr>
-        <w:t xml:space="preserve"> son </w:t>
+        <w:t xml:space="preserve">poco </w:t>
       </w:r>
       <w:r>
         <w:rPr>
@@ -112,7 +112,7 @@
           <w:szCs w:val="32"/>
           <w:lang w:val="es-CR"/>
         </w:rPr>
-        <w:t xml:space="preserve">poco </w:t>
+        <w:t>predecibles</w:t>
       </w:r>
       <w:r>
         <w:rPr>
@@ -122,7 +122,7 @@
           <w:szCs w:val="32"/>
           <w:lang w:val="es-CR"/>
         </w:rPr>
-        <w:t>predecibles</w:t>
+        <w:t xml:space="preserve">, y esto permite que se desarrolle </w:t>
       </w:r>
       <w:r>
         <w:rPr>
@@ -132,7 +132,7 @@
           <w:szCs w:val="32"/>
           <w:lang w:val="es-CR"/>
         </w:rPr>
-        <w:t xml:space="preserve">, y esto permite que se desarrolle </w:t>
+        <w:t xml:space="preserve">al requerir </w:t>
       </w:r>
       <w:r>
         <w:rPr>
@@ -142,17 +142,42 @@
           <w:szCs w:val="32"/>
           <w:lang w:val="es-CR"/>
         </w:rPr>
-        <w:t xml:space="preserve">al requerir </w:t>
-      </w:r>
-      <w:r>
-        <w:rPr>
-          <w:b/>
-          <w:bCs/>
-          <w:sz w:val="32"/>
-          <w:szCs w:val="32"/>
-          <w:lang w:val="es-CR"/>
-        </w:rPr>
         <w:t>dedicar más tiempo y recursos a la fase de pruebas.</w:t>
+      </w:r>
+    </w:p>
+    <w:p>
+      <w:pPr>
+        <w:rPr>
+          <w:sz w:val="32"/>
+          <w:szCs w:val="32"/>
+          <w:lang w:val="es-CR"/>
+        </w:rPr>
+      </w:pPr>
+    </w:p>
+    <w:p>
+      <w:pPr>
+        <w:rPr>
+          <w:sz w:val="32"/>
+          <w:szCs w:val="32"/>
+          <w:lang w:val="es-CR"/>
+        </w:rPr>
+      </w:pPr>
+    </w:p>
+    <w:p>
+      <w:pPr>
+        <w:rPr>
+          <w:sz w:val="32"/>
+          <w:szCs w:val="32"/>
+          <w:lang w:val="es-CR"/>
+        </w:rPr>
+      </w:pPr>
+      <w:r>
+        <w:rPr>
+          <w:sz w:val="32"/>
+          <w:szCs w:val="32"/>
+          <w:lang w:val="es-CR"/>
+        </w:rPr>
+        <w:t>.</w:t>
       </w:r>
     </w:p>
     <w:p>
@@ -813,6 +838,7 @@
   <w:style w:type="character" w:default="1" w:styleId="Fuentedeprrafopredeter">
     <w:name w:val="Default Paragraph Font"/>
     <w:uiPriority w:val="1"/>
+    <w:semiHidden/>
     <w:unhideWhenUsed/>
   </w:style>
   <w:style w:type="table" w:default="1" w:styleId="Tablanormal">
